--- a/resources/document-templates/sow.docx
+++ b/resources/document-templates/sow.docx
@@ -35,7 +35,7 @@
       <w:r>
         <w:t>项目名称：{{ project.name }}</w:t>
         <w:br/>
-        <w:t>企业名称：{{ enterprise.name }}</w:t>
+        <w:t>企业名称：{{ enterprise.enterprise_code }}</w:t>
         <w:br/>
         <w:t>文档编号：{{ document.business_code }}    文档版本：{{ document.version_number }}</w:t>
         <w:br/>
